--- a/docx/ru/BUFRCREX_TableB_ru_22.docx
+++ b/docx/ru/BUFRCREX_TableB_ru_22.docx
@@ -393,7 +393,7 @@
                 <w:b w:val="0"/>
                 <w:sz w:val="16"/>
               </w:rPr>
-              <w:t>(см. примечание 6)</w:t>
+              <w:t>Note 136: Дескрипторы 0 22 001, 0 22 002, 0 22 003: указанное в этих позициях направление является направлением приходящих волн.</w:t>
             </w:r>
           </w:p>
         </w:tc>
@@ -555,7 +555,7 @@
                 <w:b w:val="0"/>
                 <w:sz w:val="16"/>
               </w:rPr>
-              <w:t>(см. примечание 6)</w:t>
+              <w:t>Note 136: Дескрипторы 0 22 001, 0 22 002, 0 22 003: указанное в этих позициях направление является направлением приходящих волн.</w:t>
             </w:r>
           </w:p>
         </w:tc>
@@ -717,7 +717,7 @@
                 <w:b w:val="0"/>
                 <w:sz w:val="16"/>
               </w:rPr>
-              <w:t>(см. примечание 6)</w:t>
+              <w:t>Note 136: Дескрипторы 0 22 001, 0 22 002, 0 22 003: указанное в этих позициях направление является направлением приходящих волн.</w:t>
             </w:r>
           </w:p>
         </w:tc>
@@ -879,7 +879,7 @@
                 <w:b w:val="0"/>
                 <w:sz w:val="16"/>
               </w:rPr>
-              <w:t>(см. примечание 7)</w:t>
+              <w:t>Note 54: В данной кодовой таблице всякий раз, когда упоминается лед, это также включает в себя другие твердые осадки, отличные от снега.</w:t>
             </w:r>
           </w:p>
         </w:tc>
@@ -3456,7 +3456,7 @@
                 <w:b w:val="0"/>
                 <w:sz w:val="16"/>
               </w:rPr>
-              <w:t>(см. примечание 4)</w:t>
+              <w:t>Note 55: В тех случаях, когда облака не видны из-за сильного дождя, наблюдателю следует использовать код 5 или 8. Код 5 следует использовать, если выпадает дождь локального характера или кратковременный, а код 8 — если дождь занимает обширное пространство или выпадает в течение более продолжительных периодов.</w:t>
             </w:r>
           </w:p>
         </w:tc>
@@ -3618,7 +3618,7 @@
                 <w:b w:val="0"/>
                 <w:sz w:val="16"/>
               </w:rPr>
-              <w:t>(см. примечание 4)</w:t>
+              <w:t>Note 55: В тех случаях, когда облака не видны из-за сильного дождя, наблюдателю следует использовать код 5 или 8. Код 5 следует использовать, если выпадает дождь локального характера или кратковременный, а код 8 — если дождь занимает обширное пространство или выпадает в течение более продолжительных периодов.</w:t>
             </w:r>
           </w:p>
         </w:tc>
@@ -7161,7 +7161,7 @@
                 <w:b w:val="0"/>
                 <w:sz w:val="16"/>
               </w:rPr>
-              <w:t>(см. примечание 1)</w:t>
+              <w:t>Note 146: Высота значительной волны определяется как четырехкратная величина квадратного корня энергетического спектра, интегрированного через направление и частоту. Она соответствует высоте более одной трети всех волн.</w:t>
             </w:r>
           </w:p>
         </w:tc>
@@ -8128,7 +8128,7 @@
                 <w:b w:val="0"/>
                 <w:sz w:val="16"/>
               </w:rPr>
-              <w:t>(см. примечание 2)</w:t>
+              <w:t>Note 137: Доминирующая волна — это волна, обладающая максимальной энергией в энергетическом спектре.</w:t>
             </w:r>
           </w:p>
         </w:tc>
@@ -8290,7 +8290,7 @@
                 <w:b w:val="0"/>
                 <w:sz w:val="16"/>
               </w:rPr>
-              <w:t>(см. примечание 2)</w:t>
+              <w:t>Note 137: Доминирующая волна — это волна, обладающая максимальной энергией в энергетическом спектре.</w:t>
             </w:r>
           </w:p>
         </w:tc>
@@ -9740,7 +9740,7 @@
                 <w:b w:val="0"/>
                 <w:sz w:val="16"/>
               </w:rPr>
-              <w:t>(см. примечание 3)</w:t>
+              <w:t>Note 100: Среднее направление волны — это угол альфа 1, а главное направление волны — это угол альфа 2, приблизительно равное в выражении S(f, alpha): c11 x (0,5 + r1 x cos (alpha – alpha 1) + r2 x cos (2 (alpha – alpha 2))) / pi, где S(f, alpha) — это направленный спектр волны, а c11 — ненаправленный спектр волны, и правая часть этого выражения представляет собой первые два элемента разложения рядов Фурье S(f, alpha). В случае значительного расхождения среднего и главного направлений (например, более 15°) для данной частоты указываются пересекающиеся волны.</w:t>
             </w:r>
           </w:p>
         </w:tc>
@@ -11512,7 +11512,7 @@
                 <w:b w:val="0"/>
                 <w:sz w:val="16"/>
               </w:rPr>
-              <w:t>(см. примечание 5)</w:t>
+              <w:t>Note 107: Дополнительная информация: 0 22 097 номинальная вводимая дальность 0–10000; 0 22 098 номинальная вводимая дальность 0–10000; 0 22 099 номинальная вводимая дальность 0–359; 0 22 100 номинальная вводимая дальность 0–359; 0 22 101 номинальная вводимая дальность 0–2 x 106, но может быть больше из-за неопределенности.</w:t>
             </w:r>
           </w:p>
         </w:tc>
@@ -11674,7 +11674,7 @@
                 <w:b w:val="0"/>
                 <w:sz w:val="16"/>
               </w:rPr>
-              <w:t>(см. примечание 5)</w:t>
+              <w:t>Note 107: Дополнительная информация: 0 22 097 номинальная вводимая дальность 0–10000; 0 22 098 номинальная вводимая дальность 0–10000; 0 22 099 номинальная вводимая дальность 0–359; 0 22 100 номинальная вводимая дальность 0–359; 0 22 101 номинальная вводимая дальность 0–2 x 106, но может быть больше из-за неопределенности.</w:t>
             </w:r>
           </w:p>
         </w:tc>
@@ -11836,7 +11836,7 @@
                 <w:b w:val="0"/>
                 <w:sz w:val="16"/>
               </w:rPr>
-              <w:t>(см. примечание 5)</w:t>
+              <w:t>Note 107: Дополнительная информация: 0 22 097 номинальная вводимая дальность 0–10000; 0 22 098 номинальная вводимая дальность 0–10000; 0 22 099 номинальная вводимая дальность 0–359; 0 22 100 номинальная вводимая дальность 0–359; 0 22 101 номинальная вводимая дальность 0–2 x 106, но может быть больше из-за неопределенности.</w:t>
             </w:r>
           </w:p>
         </w:tc>
@@ -11998,7 +11998,7 @@
                 <w:b w:val="0"/>
                 <w:sz w:val="16"/>
               </w:rPr>
-              <w:t>(см. примечание 5)</w:t>
+              <w:t>Note 107: Дополнительная информация: 0 22 097 номинальная вводимая дальность 0–10000; 0 22 098 номинальная вводимая дальность 0–10000; 0 22 099 номинальная вводимая дальность 0–359; 0 22 100 номинальная вводимая дальность 0–359; 0 22 101 номинальная вводимая дальность 0–2 x 106, но может быть больше из-за неопределенности.</w:t>
             </w:r>
           </w:p>
         </w:tc>
@@ -12160,7 +12160,7 @@
                 <w:b w:val="0"/>
                 <w:sz w:val="16"/>
               </w:rPr>
-              <w:t>(см. примечание 5)</w:t>
+              <w:t>Note 107: Дополнительная информация: 0 22 097 номинальная вводимая дальность 0–10000; 0 22 098 номинальная вводимая дальность 0–10000; 0 22 099 номинальная вводимая дальность 0–359; 0 22 100 номинальная вводимая дальность 0–359; 0 22 101 номинальная вводимая дальность 0–2 x 106, но может быть больше из-за неопределенности.</w:t>
             </w:r>
           </w:p>
         </w:tc>
@@ -12322,7 +12322,7 @@
                 <w:b w:val="0"/>
                 <w:sz w:val="16"/>
               </w:rPr>
-              <w:t>(см. примечание 10)</w:t>
+              <w:t>Note 104: Следует включать после дескриптора 0 08 090, возможно с задействованными операторами. Значение представляет собой кодируемую величину, умноженную на 10x, где x — значение, связанное с предыдущим дескриптором 0 08 090. Кодируемая величина является фактической величиной, умноженной на 10-x.</w:t>
             </w:r>
           </w:p>
         </w:tc>
@@ -12484,7 +12484,7 @@
                 <w:b w:val="0"/>
                 <w:sz w:val="16"/>
               </w:rPr>
-              <w:t>(см. примечание 10)</w:t>
+              <w:t>Note 104: Следует включать после дескриптора 0 08 090, возможно с задействованными операторами. Значение представляет собой кодируемую величину, умноженную на 10x, где x — значение, связанное с предыдущим дескриптором 0 08 090. Кодируемая величина является фактической величиной, умноженной на 10-x.</w:t>
             </w:r>
           </w:p>
         </w:tc>
@@ -12646,7 +12646,7 @@
                 <w:b w:val="0"/>
                 <w:sz w:val="16"/>
               </w:rPr>
-              <w:t>(см. примечание 10)</w:t>
+              <w:t>Note 104: Следует включать после дескриптора 0 08 090, возможно с задействованными операторами. Значение представляет собой кодируемую величину, умноженную на 10x, где x — значение, связанное с предыдущим дескриптором 0 08 090. Кодируемая величина является фактической величиной, умноженной на 10-x.</w:t>
             </w:r>
           </w:p>
         </w:tc>
@@ -12808,7 +12808,7 @@
                 <w:b w:val="0"/>
                 <w:sz w:val="16"/>
               </w:rPr>
-              <w:t>(см. примечание 10)</w:t>
+              <w:t>Note 104: Следует включать после дескриптора 0 08 090, возможно с задействованными операторами. Значение представляет собой кодируемую величину, умноженную на 10x, где x — значение, связанное с предыдущим дескриптором 0 08 090. Кодируемая величина является фактической величиной, умноженной на 10-x.</w:t>
             </w:r>
           </w:p>
         </w:tc>
@@ -12970,7 +12970,7 @@
                 <w:b w:val="0"/>
                 <w:sz w:val="16"/>
               </w:rPr>
-              <w:t>(см. примечание 10)</w:t>
+              <w:t>Note 104: Следует включать после дескриптора 0 08 090, возможно с задействованными операторами. Значение представляет собой кодируемую величину, умноженную на 10x, где x — значение, связанное с предыдущим дескриптором 0 08 090. Кодируемая величина является фактической величиной, умноженной на 10-x.</w:t>
             </w:r>
           </w:p>
         </w:tc>
@@ -13132,7 +13132,7 @@
                 <w:b w:val="0"/>
                 <w:sz w:val="16"/>
               </w:rPr>
-              <w:t>(см. примечание 10)</w:t>
+              <w:t>Note 104: Следует включать после дескриптора 0 08 090, возможно с задействованными операторами. Значение представляет собой кодируемую величину, умноженную на 10x, где x — значение, связанное с предыдущим дескриптором 0 08 090. Кодируемая величина является фактической величиной, умноженной на 10-x.</w:t>
             </w:r>
           </w:p>
         </w:tc>
@@ -20861,7 +20861,7 @@
                 <w:b w:val="0"/>
                 <w:sz w:val="16"/>
               </w:rPr>
-              <w:t>(см. примечание 9)</w:t>
+              <w:t>Note 139: Максимальная глубина постановки таких глубоководных измерителей волн цунами, как Система глубоководной оценки и оповещения о цунами (ДАРТ II) ПМЕЛ, составляет около 6 000 м.</w:t>
             </w:r>
           </w:p>
         </w:tc>
@@ -21345,7 +21345,7 @@
                 <w:b w:val="0"/>
                 <w:sz w:val="16"/>
               </w:rPr>
-              <w:t>(см. примечание 11)</w:t>
+              <w:t>Note 13: В тех случаях, когда указываются «замененные/задержанные величины», это должно означать, что элемент данных из первоначальной части сообщения был заменен более правильной (предположительно) величиной; первоначальная величина была сохранена в сообщении с последующим замененным/задержанным оператором. В случае необходимости включения многочисленных замен для того же элемента данных, они должны следовать в таком порядке, чтобы первоначальные данные находились на последнем месте, а им должна предшествовать первая величина замены, которой в свою очередь предшествует следующая величина и т. д. Каждая величина или серия замененных задержанных величин должна быть указана посредством включения оператора 2 32 000.</w:t>
             </w:r>
           </w:p>
         </w:tc>
@@ -21507,7 +21507,7 @@
                 <w:b w:val="0"/>
                 <w:sz w:val="16"/>
               </w:rPr>
-              <w:t>(см. примечание 12)</w:t>
+              <w:t>Note 14: (Будет определено самими центрами — см. общую кодовую таблицу С-12 в части С/с.)</w:t>
             </w:r>
           </w:p>
         </w:tc>

--- a/docx/ru/BUFRCREX_TableB_ru_22.docx
+++ b/docx/ru/BUFRCREX_TableB_ru_22.docx
@@ -239,7 +239,7 @@
                 <w:b w:val="0"/>
                 <w:sz w:val="16"/>
               </w:rPr>
-              <w:t>022001</w:t>
+              <w:t>0 22 001</w:t>
             </w:r>
           </w:p>
         </w:tc>
@@ -404,7 +404,7 @@
                 <w:b w:val="0"/>
                 <w:sz w:val="16"/>
               </w:rPr>
-              <w:t>022002</w:t>
+              <w:t>0 22 002</w:t>
             </w:r>
           </w:p>
         </w:tc>
@@ -569,7 +569,7 @@
                 <w:b w:val="0"/>
                 <w:sz w:val="16"/>
               </w:rPr>
-              <w:t>022003</w:t>
+              <w:t>0 22 003</w:t>
             </w:r>
           </w:p>
         </w:tc>
@@ -734,7 +734,7 @@
                 <w:b w:val="0"/>
                 <w:sz w:val="16"/>
               </w:rPr>
-              <w:t>022004</w:t>
+              <w:t>0 22 004</w:t>
             </w:r>
           </w:p>
         </w:tc>
@@ -899,7 +899,7 @@
                 <w:b w:val="0"/>
                 <w:sz w:val="16"/>
               </w:rPr>
-              <w:t>022005</w:t>
+              <w:t>0 22 005</w:t>
             </w:r>
           </w:p>
         </w:tc>
@@ -1063,7 +1063,7 @@
                 <w:b w:val="0"/>
                 <w:sz w:val="16"/>
               </w:rPr>
-              <w:t>022011</w:t>
+              <w:t>0 22 011</w:t>
             </w:r>
           </w:p>
         </w:tc>
@@ -1227,7 +1227,7 @@
                 <w:b w:val="0"/>
                 <w:sz w:val="16"/>
               </w:rPr>
-              <w:t>022012</w:t>
+              <w:t>0 22 012</w:t>
             </w:r>
           </w:p>
         </w:tc>
@@ -1391,7 +1391,7 @@
                 <w:b w:val="0"/>
                 <w:sz w:val="16"/>
               </w:rPr>
-              <w:t>022013</w:t>
+              <w:t>0 22 013</w:t>
             </w:r>
           </w:p>
         </w:tc>
@@ -1555,7 +1555,7 @@
                 <w:b w:val="0"/>
                 <w:sz w:val="16"/>
               </w:rPr>
-              <w:t>022021</w:t>
+              <w:t>0 22 021</w:t>
             </w:r>
           </w:p>
         </w:tc>
@@ -1719,7 +1719,7 @@
                 <w:b w:val="0"/>
                 <w:sz w:val="16"/>
               </w:rPr>
-              <w:t>022022</w:t>
+              <w:t>0 22 022</w:t>
             </w:r>
           </w:p>
         </w:tc>
@@ -1883,7 +1883,7 @@
                 <w:b w:val="0"/>
                 <w:sz w:val="16"/>
               </w:rPr>
-              <w:t>022023</w:t>
+              <w:t>0 22 023</w:t>
             </w:r>
           </w:p>
         </w:tc>
@@ -2047,7 +2047,7 @@
                 <w:b w:val="0"/>
                 <w:sz w:val="16"/>
               </w:rPr>
-              <w:t>022025</w:t>
+              <w:t>0 22 025</w:t>
             </w:r>
           </w:p>
         </w:tc>
@@ -2211,7 +2211,7 @@
                 <w:b w:val="0"/>
                 <w:sz w:val="16"/>
               </w:rPr>
-              <w:t>022026</w:t>
+              <w:t>0 22 026</w:t>
             </w:r>
           </w:p>
         </w:tc>
@@ -2375,7 +2375,7 @@
                 <w:b w:val="0"/>
                 <w:sz w:val="16"/>
               </w:rPr>
-              <w:t>022031</w:t>
+              <w:t>0 22 031</w:t>
             </w:r>
           </w:p>
         </w:tc>
@@ -2539,7 +2539,7 @@
                 <w:b w:val="0"/>
                 <w:sz w:val="16"/>
               </w:rPr>
-              <w:t>022032</w:t>
+              <w:t>0 22 032</w:t>
             </w:r>
           </w:p>
         </w:tc>
@@ -2703,7 +2703,7 @@
                 <w:b w:val="0"/>
                 <w:sz w:val="16"/>
               </w:rPr>
-              <w:t>022035</w:t>
+              <w:t>0 22 035</w:t>
             </w:r>
           </w:p>
         </w:tc>
@@ -2867,7 +2867,7 @@
                 <w:b w:val="0"/>
                 <w:sz w:val="16"/>
               </w:rPr>
-              <w:t>022036</w:t>
+              <w:t>0 22 036</w:t>
             </w:r>
           </w:p>
         </w:tc>
@@ -3031,7 +3031,7 @@
                 <w:b w:val="0"/>
                 <w:sz w:val="16"/>
               </w:rPr>
-              <w:t>022037</w:t>
+              <w:t>0 22 037</w:t>
             </w:r>
           </w:p>
         </w:tc>
@@ -3195,7 +3195,7 @@
                 <w:b w:val="0"/>
                 <w:sz w:val="16"/>
               </w:rPr>
-              <w:t>022038</w:t>
+              <w:t>0 22 038</w:t>
             </w:r>
           </w:p>
         </w:tc>
@@ -3359,7 +3359,7 @@
                 <w:b w:val="0"/>
                 <w:sz w:val="16"/>
               </w:rPr>
-              <w:t>022039</w:t>
+              <w:t>0 22 039</w:t>
             </w:r>
           </w:p>
         </w:tc>
@@ -3524,7 +3524,7 @@
                 <w:b w:val="0"/>
                 <w:sz w:val="16"/>
               </w:rPr>
-              <w:t>022040</w:t>
+              <w:t>0 22 040</w:t>
             </w:r>
           </w:p>
         </w:tc>
@@ -3689,7 +3689,7 @@
                 <w:b w:val="0"/>
                 <w:sz w:val="16"/>
               </w:rPr>
-              <w:t>022041</w:t>
+              <w:t>0 22 041</w:t>
             </w:r>
           </w:p>
         </w:tc>
@@ -3853,7 +3853,7 @@
                 <w:b w:val="0"/>
                 <w:sz w:val="16"/>
               </w:rPr>
-              <w:t>022042</w:t>
+              <w:t>0 22 042</w:t>
             </w:r>
           </w:p>
         </w:tc>
@@ -4017,7 +4017,7 @@
                 <w:b w:val="0"/>
                 <w:sz w:val="16"/>
               </w:rPr>
-              <w:t>022043</w:t>
+              <w:t>0 22 043</w:t>
             </w:r>
           </w:p>
         </w:tc>
@@ -4181,7 +4181,7 @@
                 <w:b w:val="0"/>
                 <w:sz w:val="16"/>
               </w:rPr>
-              <w:t>022044</w:t>
+              <w:t>0 22 044</w:t>
             </w:r>
           </w:p>
         </w:tc>
@@ -4345,7 +4345,7 @@
                 <w:b w:val="0"/>
                 <w:sz w:val="16"/>
               </w:rPr>
-              <w:t>022045</w:t>
+              <w:t>0 22 045</w:t>
             </w:r>
           </w:p>
         </w:tc>
@@ -4509,7 +4509,7 @@
                 <w:b w:val="0"/>
                 <w:sz w:val="16"/>
               </w:rPr>
-              <w:t>022046</w:t>
+              <w:t>0 22 046</w:t>
             </w:r>
           </w:p>
         </w:tc>
@@ -4673,7 +4673,7 @@
                 <w:b w:val="0"/>
                 <w:sz w:val="16"/>
               </w:rPr>
-              <w:t>022049</w:t>
+              <w:t>0 22 049</w:t>
             </w:r>
           </w:p>
         </w:tc>
@@ -4837,7 +4837,7 @@
                 <w:b w:val="0"/>
                 <w:sz w:val="16"/>
               </w:rPr>
-              <w:t>022050</w:t>
+              <w:t>0 22 050</w:t>
             </w:r>
           </w:p>
         </w:tc>
@@ -5001,7 +5001,7 @@
                 <w:b w:val="0"/>
                 <w:sz w:val="16"/>
               </w:rPr>
-              <w:t>022055</w:t>
+              <w:t>0 22 055</w:t>
             </w:r>
           </w:p>
         </w:tc>
@@ -5165,7 +5165,7 @@
                 <w:b w:val="0"/>
                 <w:sz w:val="16"/>
               </w:rPr>
-              <w:t>022056</w:t>
+              <w:t>0 22 056</w:t>
             </w:r>
           </w:p>
         </w:tc>
@@ -5329,7 +5329,7 @@
                 <w:b w:val="0"/>
                 <w:sz w:val="16"/>
               </w:rPr>
-              <w:t>022059</w:t>
+              <w:t>0 22 059</w:t>
             </w:r>
           </w:p>
         </w:tc>
@@ -5493,7 +5493,7 @@
                 <w:b w:val="0"/>
                 <w:sz w:val="16"/>
               </w:rPr>
-              <w:t>022060</w:t>
+              <w:t>0 22 060</w:t>
             </w:r>
           </w:p>
         </w:tc>
@@ -5657,7 +5657,7 @@
                 <w:b w:val="0"/>
                 <w:sz w:val="16"/>
               </w:rPr>
-              <w:t>022061</w:t>
+              <w:t>0 22 061</w:t>
             </w:r>
           </w:p>
         </w:tc>
@@ -5821,7 +5821,7 @@
                 <w:b w:val="0"/>
                 <w:sz w:val="16"/>
               </w:rPr>
-              <w:t>022062</w:t>
+              <w:t>0 22 062</w:t>
             </w:r>
           </w:p>
         </w:tc>
@@ -5985,7 +5985,7 @@
                 <w:b w:val="0"/>
                 <w:sz w:val="16"/>
               </w:rPr>
-              <w:t>022063</w:t>
+              <w:t>0 22 063</w:t>
             </w:r>
           </w:p>
         </w:tc>
@@ -6149,7 +6149,7 @@
                 <w:b w:val="0"/>
                 <w:sz w:val="16"/>
               </w:rPr>
-              <w:t>022064</w:t>
+              <w:t>0 22 064</w:t>
             </w:r>
           </w:p>
         </w:tc>
@@ -6313,7 +6313,7 @@
                 <w:b w:val="0"/>
                 <w:sz w:val="16"/>
               </w:rPr>
-              <w:t>022065</w:t>
+              <w:t>0 22 065</w:t>
             </w:r>
           </w:p>
         </w:tc>
@@ -6477,7 +6477,7 @@
                 <w:b w:val="0"/>
                 <w:sz w:val="16"/>
               </w:rPr>
-              <w:t>022066</w:t>
+              <w:t>0 22 066</w:t>
             </w:r>
           </w:p>
         </w:tc>
@@ -6641,7 +6641,7 @@
                 <w:b w:val="0"/>
                 <w:sz w:val="16"/>
               </w:rPr>
-              <w:t>022067</w:t>
+              <w:t>0 22 067</w:t>
             </w:r>
           </w:p>
         </w:tc>
@@ -6805,7 +6805,7 @@
                 <w:b w:val="0"/>
                 <w:sz w:val="16"/>
               </w:rPr>
-              <w:t>022068</w:t>
+              <w:t>0 22 068</w:t>
             </w:r>
           </w:p>
         </w:tc>
@@ -6969,7 +6969,7 @@
                 <w:b w:val="0"/>
                 <w:sz w:val="16"/>
               </w:rPr>
-              <w:t>022069</w:t>
+              <w:t>0 22 069</w:t>
             </w:r>
           </w:p>
         </w:tc>
@@ -7133,7 +7133,7 @@
                 <w:b w:val="0"/>
                 <w:sz w:val="16"/>
               </w:rPr>
-              <w:t>022070</w:t>
+              <w:t>0 22 070</w:t>
             </w:r>
           </w:p>
         </w:tc>
@@ -7298,7 +7298,7 @@
                 <w:b w:val="0"/>
                 <w:sz w:val="16"/>
               </w:rPr>
-              <w:t>022071</w:t>
+              <w:t>0 22 071</w:t>
             </w:r>
           </w:p>
         </w:tc>
@@ -7462,7 +7462,7 @@
                 <w:b w:val="0"/>
                 <w:sz w:val="16"/>
               </w:rPr>
-              <w:t>022072</w:t>
+              <w:t>0 22 072</w:t>
             </w:r>
           </w:p>
         </w:tc>
@@ -7626,7 +7626,7 @@
                 <w:b w:val="0"/>
                 <w:sz w:val="16"/>
               </w:rPr>
-              <w:t>022073</w:t>
+              <w:t>0 22 073</w:t>
             </w:r>
           </w:p>
         </w:tc>
@@ -7790,7 +7790,7 @@
                 <w:b w:val="0"/>
                 <w:sz w:val="16"/>
               </w:rPr>
-              <w:t>022074</w:t>
+              <w:t>0 22 074</w:t>
             </w:r>
           </w:p>
         </w:tc>
@@ -7954,7 +7954,7 @@
                 <w:b w:val="0"/>
                 <w:sz w:val="16"/>
               </w:rPr>
-              <w:t>022075</w:t>
+              <w:t>0 22 075</w:t>
             </w:r>
           </w:p>
         </w:tc>
@@ -8118,7 +8118,7 @@
                 <w:b w:val="0"/>
                 <w:sz w:val="16"/>
               </w:rPr>
-              <w:t>022076</w:t>
+              <w:t>0 22 076</w:t>
             </w:r>
           </w:p>
         </w:tc>
@@ -8283,7 +8283,7 @@
                 <w:b w:val="0"/>
                 <w:sz w:val="16"/>
               </w:rPr>
-              <w:t>022077</w:t>
+              <w:t>0 22 077</w:t>
             </w:r>
           </w:p>
         </w:tc>
@@ -8448,7 +8448,7 @@
                 <w:b w:val="0"/>
                 <w:sz w:val="16"/>
               </w:rPr>
-              <w:t>022078</w:t>
+              <w:t>0 22 078</w:t>
             </w:r>
           </w:p>
         </w:tc>
@@ -8612,7 +8612,7 @@
                 <w:b w:val="0"/>
                 <w:sz w:val="16"/>
               </w:rPr>
-              <w:t>022079</w:t>
+              <w:t>0 22 079</w:t>
             </w:r>
           </w:p>
         </w:tc>
@@ -8776,7 +8776,7 @@
                 <w:b w:val="0"/>
                 <w:sz w:val="16"/>
               </w:rPr>
-              <w:t>022080</w:t>
+              <w:t>0 22 080</w:t>
             </w:r>
           </w:p>
         </w:tc>
@@ -8940,7 +8940,7 @@
                 <w:b w:val="0"/>
                 <w:sz w:val="16"/>
               </w:rPr>
-              <w:t>022081</w:t>
+              <w:t>0 22 081</w:t>
             </w:r>
           </w:p>
         </w:tc>
@@ -9104,7 +9104,7 @@
                 <w:b w:val="0"/>
                 <w:sz w:val="16"/>
               </w:rPr>
-              <w:t>022082</w:t>
+              <w:t>0 22 082</w:t>
             </w:r>
           </w:p>
         </w:tc>
@@ -9268,7 +9268,7 @@
                 <w:b w:val="0"/>
                 <w:sz w:val="16"/>
               </w:rPr>
-              <w:t>022083</w:t>
+              <w:t>0 22 083</w:t>
             </w:r>
           </w:p>
         </w:tc>
@@ -9432,7 +9432,7 @@
                 <w:b w:val="0"/>
                 <w:sz w:val="16"/>
               </w:rPr>
-              <w:t>022084</w:t>
+              <w:t>0 22 084</w:t>
             </w:r>
           </w:p>
         </w:tc>
@@ -9596,7 +9596,7 @@
                 <w:b w:val="0"/>
                 <w:sz w:val="16"/>
               </w:rPr>
-              <w:t>022085</w:t>
+              <w:t>0 22 085</w:t>
             </w:r>
           </w:p>
         </w:tc>
@@ -9760,7 +9760,7 @@
                 <w:b w:val="0"/>
                 <w:sz w:val="16"/>
               </w:rPr>
-              <w:t>022086</w:t>
+              <w:t>0 22 086</w:t>
             </w:r>
           </w:p>
         </w:tc>
@@ -9925,7 +9925,7 @@
                 <w:b w:val="0"/>
                 <w:sz w:val="16"/>
               </w:rPr>
-              <w:t>022087</w:t>
+              <w:t>0 22 087</w:t>
             </w:r>
           </w:p>
         </w:tc>
@@ -10089,7 +10089,7 @@
                 <w:b w:val="0"/>
                 <w:sz w:val="16"/>
               </w:rPr>
-              <w:t>022088</w:t>
+              <w:t>0 22 088</w:t>
             </w:r>
           </w:p>
         </w:tc>
@@ -10253,7 +10253,7 @@
                 <w:b w:val="0"/>
                 <w:sz w:val="16"/>
               </w:rPr>
-              <w:t>022089</w:t>
+              <w:t>0 22 089</w:t>
             </w:r>
           </w:p>
         </w:tc>
@@ -10417,7 +10417,7 @@
                 <w:b w:val="0"/>
                 <w:sz w:val="16"/>
               </w:rPr>
-              <w:t>022090</w:t>
+              <w:t>0 22 090</w:t>
             </w:r>
           </w:p>
         </w:tc>
@@ -10581,7 +10581,7 @@
                 <w:b w:val="0"/>
                 <w:sz w:val="16"/>
               </w:rPr>
-              <w:t>022091</w:t>
+              <w:t>0 22 091</w:t>
             </w:r>
           </w:p>
         </w:tc>
@@ -10745,7 +10745,7 @@
                 <w:b w:val="0"/>
                 <w:sz w:val="16"/>
               </w:rPr>
-              <w:t>022092</w:t>
+              <w:t>0 22 092</w:t>
             </w:r>
           </w:p>
         </w:tc>
@@ -10909,7 +10909,7 @@
                 <w:b w:val="0"/>
                 <w:sz w:val="16"/>
               </w:rPr>
-              <w:t>022093</w:t>
+              <w:t>0 22 093</w:t>
             </w:r>
           </w:p>
         </w:tc>
@@ -11073,7 +11073,7 @@
                 <w:b w:val="0"/>
                 <w:sz w:val="16"/>
               </w:rPr>
-              <w:t>022094</w:t>
+              <w:t>0 22 094</w:t>
             </w:r>
           </w:p>
         </w:tc>
@@ -11237,7 +11237,7 @@
                 <w:b w:val="0"/>
                 <w:sz w:val="16"/>
               </w:rPr>
-              <w:t>022095</w:t>
+              <w:t>0 22 095</w:t>
             </w:r>
           </w:p>
         </w:tc>
@@ -11401,7 +11401,7 @@
                 <w:b w:val="0"/>
                 <w:sz w:val="16"/>
               </w:rPr>
-              <w:t>022096</w:t>
+              <w:t>0 22 096</w:t>
             </w:r>
           </w:p>
         </w:tc>
@@ -11565,7 +11565,7 @@
                 <w:b w:val="0"/>
                 <w:sz w:val="16"/>
               </w:rPr>
-              <w:t>022097</w:t>
+              <w:t>0 22 097</w:t>
             </w:r>
           </w:p>
         </w:tc>
@@ -11730,7 +11730,7 @@
                 <w:b w:val="0"/>
                 <w:sz w:val="16"/>
               </w:rPr>
-              <w:t>022098</w:t>
+              <w:t>0 22 098</w:t>
             </w:r>
           </w:p>
         </w:tc>
@@ -11895,7 +11895,7 @@
                 <w:b w:val="0"/>
                 <w:sz w:val="16"/>
               </w:rPr>
-              <w:t>022099</w:t>
+              <w:t>0 22 099</w:t>
             </w:r>
           </w:p>
         </w:tc>
@@ -12060,7 +12060,7 @@
                 <w:b w:val="0"/>
                 <w:sz w:val="16"/>
               </w:rPr>
-              <w:t>022100</w:t>
+              <w:t>0 22 100</w:t>
             </w:r>
           </w:p>
         </w:tc>
@@ -12225,7 +12225,7 @@
                 <w:b w:val="0"/>
                 <w:sz w:val="16"/>
               </w:rPr>
-              <w:t>022101</w:t>
+              <w:t>0 22 101</w:t>
             </w:r>
           </w:p>
         </w:tc>
@@ -12390,7 +12390,7 @@
                 <w:b w:val="0"/>
                 <w:sz w:val="16"/>
               </w:rPr>
-              <w:t>022102</w:t>
+              <w:t>0 22 102</w:t>
             </w:r>
           </w:p>
         </w:tc>
@@ -12555,7 +12555,7 @@
                 <w:b w:val="0"/>
                 <w:sz w:val="16"/>
               </w:rPr>
-              <w:t>022103</w:t>
+              <w:t>0 22 103</w:t>
             </w:r>
           </w:p>
         </w:tc>
@@ -12720,7 +12720,7 @@
                 <w:b w:val="0"/>
                 <w:sz w:val="16"/>
               </w:rPr>
-              <w:t>022104</w:t>
+              <w:t>0 22 104</w:t>
             </w:r>
           </w:p>
         </w:tc>
@@ -12885,7 +12885,7 @@
                 <w:b w:val="0"/>
                 <w:sz w:val="16"/>
               </w:rPr>
-              <w:t>022105</w:t>
+              <w:t>0 22 105</w:t>
             </w:r>
           </w:p>
         </w:tc>
@@ -13050,7 +13050,7 @@
                 <w:b w:val="0"/>
                 <w:sz w:val="16"/>
               </w:rPr>
-              <w:t>022106</w:t>
+              <w:t>0 22 106</w:t>
             </w:r>
           </w:p>
         </w:tc>
@@ -13215,7 +13215,7 @@
                 <w:b w:val="0"/>
                 <w:sz w:val="16"/>
               </w:rPr>
-              <w:t>022107</w:t>
+              <w:t>0 22 107</w:t>
             </w:r>
           </w:p>
         </w:tc>
@@ -13380,7 +13380,7 @@
                 <w:b w:val="0"/>
                 <w:sz w:val="16"/>
               </w:rPr>
-              <w:t>022108</w:t>
+              <w:t>0 22 108</w:t>
             </w:r>
           </w:p>
         </w:tc>
@@ -13544,7 +13544,7 @@
                 <w:b w:val="0"/>
                 <w:sz w:val="16"/>
               </w:rPr>
-              <w:t>022120</w:t>
+              <w:t>0 22 120</w:t>
             </w:r>
           </w:p>
         </w:tc>
@@ -13708,7 +13708,7 @@
                 <w:b w:val="0"/>
                 <w:sz w:val="16"/>
               </w:rPr>
-              <w:t>022121</w:t>
+              <w:t>0 22 121</w:t>
             </w:r>
           </w:p>
         </w:tc>
@@ -13872,7 +13872,7 @@
                 <w:b w:val="0"/>
                 <w:sz w:val="16"/>
               </w:rPr>
-              <w:t>022122</w:t>
+              <w:t>0 22 122</w:t>
             </w:r>
           </w:p>
         </w:tc>
@@ -14036,7 +14036,7 @@
                 <w:b w:val="0"/>
                 <w:sz w:val="16"/>
               </w:rPr>
-              <w:t>022123</w:t>
+              <w:t>0 22 123</w:t>
             </w:r>
           </w:p>
         </w:tc>
@@ -14200,7 +14200,7 @@
                 <w:b w:val="0"/>
                 <w:sz w:val="16"/>
               </w:rPr>
-              <w:t>022130</w:t>
+              <w:t>0 22 130</w:t>
             </w:r>
           </w:p>
         </w:tc>
@@ -14364,7 +14364,7 @@
                 <w:b w:val="0"/>
                 <w:sz w:val="16"/>
               </w:rPr>
-              <w:t>022131</w:t>
+              <w:t>0 22 131</w:t>
             </w:r>
           </w:p>
         </w:tc>
@@ -14528,7 +14528,7 @@
                 <w:b w:val="0"/>
                 <w:sz w:val="16"/>
               </w:rPr>
-              <w:t>022132</w:t>
+              <w:t>0 22 132</w:t>
             </w:r>
           </w:p>
         </w:tc>
@@ -14692,7 +14692,7 @@
                 <w:b w:val="0"/>
                 <w:sz w:val="16"/>
               </w:rPr>
-              <w:t>022133</w:t>
+              <w:t>0 22 133</w:t>
             </w:r>
           </w:p>
         </w:tc>
@@ -14856,7 +14856,7 @@
                 <w:b w:val="0"/>
                 <w:sz w:val="16"/>
               </w:rPr>
-              <w:t>022134</w:t>
+              <w:t>0 22 134</w:t>
             </w:r>
           </w:p>
         </w:tc>
@@ -15020,7 +15020,7 @@
                 <w:b w:val="0"/>
                 <w:sz w:val="16"/>
               </w:rPr>
-              <w:t>022141</w:t>
+              <w:t>0 22 141</w:t>
             </w:r>
           </w:p>
         </w:tc>
@@ -15184,7 +15184,7 @@
                 <w:b w:val="0"/>
                 <w:sz w:val="16"/>
               </w:rPr>
-              <w:t>022142</w:t>
+              <w:t>0 22 142</w:t>
             </w:r>
           </w:p>
         </w:tc>
@@ -15348,7 +15348,7 @@
                 <w:b w:val="0"/>
                 <w:sz w:val="16"/>
               </w:rPr>
-              <w:t>022143</w:t>
+              <w:t>0 22 143</w:t>
             </w:r>
           </w:p>
         </w:tc>
@@ -15512,7 +15512,7 @@
                 <w:b w:val="0"/>
                 <w:sz w:val="16"/>
               </w:rPr>
-              <w:t>022144</w:t>
+              <w:t>0 22 144</w:t>
             </w:r>
           </w:p>
         </w:tc>
@@ -15676,7 +15676,7 @@
                 <w:b w:val="0"/>
                 <w:sz w:val="16"/>
               </w:rPr>
-              <w:t>022145</w:t>
+              <w:t>0 22 145</w:t>
             </w:r>
           </w:p>
         </w:tc>
@@ -15840,7 +15840,7 @@
                 <w:b w:val="0"/>
                 <w:sz w:val="16"/>
               </w:rPr>
-              <w:t>022146</w:t>
+              <w:t>0 22 146</w:t>
             </w:r>
           </w:p>
         </w:tc>
@@ -16004,7 +16004,7 @@
                 <w:b w:val="0"/>
                 <w:sz w:val="16"/>
               </w:rPr>
-              <w:t>022147</w:t>
+              <w:t>0 22 147</w:t>
             </w:r>
           </w:p>
         </w:tc>
@@ -16168,7 +16168,7 @@
                 <w:b w:val="0"/>
                 <w:sz w:val="16"/>
               </w:rPr>
-              <w:t>022148</w:t>
+              <w:t>0 22 148</w:t>
             </w:r>
           </w:p>
         </w:tc>
@@ -16332,7 +16332,7 @@
                 <w:b w:val="0"/>
                 <w:sz w:val="16"/>
               </w:rPr>
-              <w:t>022149</w:t>
+              <w:t>0 22 149</w:t>
             </w:r>
           </w:p>
         </w:tc>
@@ -16496,7 +16496,7 @@
                 <w:b w:val="0"/>
                 <w:sz w:val="16"/>
               </w:rPr>
-              <w:t>022150</w:t>
+              <w:t>0 22 150</w:t>
             </w:r>
           </w:p>
         </w:tc>
@@ -16660,7 +16660,7 @@
                 <w:b w:val="0"/>
                 <w:sz w:val="16"/>
               </w:rPr>
-              <w:t>022151</w:t>
+              <w:t>0 22 151</w:t>
             </w:r>
           </w:p>
         </w:tc>
@@ -16824,7 +16824,7 @@
                 <w:b w:val="0"/>
                 <w:sz w:val="16"/>
               </w:rPr>
-              <w:t>022152</w:t>
+              <w:t>0 22 152</w:t>
             </w:r>
           </w:p>
         </w:tc>
@@ -16988,7 +16988,7 @@
                 <w:b w:val="0"/>
                 <w:sz w:val="16"/>
               </w:rPr>
-              <w:t>022153</w:t>
+              <w:t>0 22 153</w:t>
             </w:r>
           </w:p>
         </w:tc>
@@ -17152,7 +17152,7 @@
                 <w:b w:val="0"/>
                 <w:sz w:val="16"/>
               </w:rPr>
-              <w:t>022154</w:t>
+              <w:t>0 22 154</w:t>
             </w:r>
           </w:p>
         </w:tc>
@@ -17316,7 +17316,7 @@
                 <w:b w:val="0"/>
                 <w:sz w:val="16"/>
               </w:rPr>
-              <w:t>022155</w:t>
+              <w:t>0 22 155</w:t>
             </w:r>
           </w:p>
         </w:tc>
@@ -17480,7 +17480,7 @@
                 <w:b w:val="0"/>
                 <w:sz w:val="16"/>
               </w:rPr>
-              <w:t>022156</w:t>
+              <w:t>0 22 156</w:t>
             </w:r>
           </w:p>
         </w:tc>
@@ -17644,7 +17644,7 @@
                 <w:b w:val="0"/>
                 <w:sz w:val="16"/>
               </w:rPr>
-              <w:t>022157</w:t>
+              <w:t>0 22 157</w:t>
             </w:r>
           </w:p>
         </w:tc>
@@ -17808,7 +17808,7 @@
                 <w:b w:val="0"/>
                 <w:sz w:val="16"/>
               </w:rPr>
-              <w:t>022158</w:t>
+              <w:t>0 22 158</w:t>
             </w:r>
           </w:p>
         </w:tc>
@@ -17972,7 +17972,7 @@
                 <w:b w:val="0"/>
                 <w:sz w:val="16"/>
               </w:rPr>
-              <w:t>022159</w:t>
+              <w:t>0 22 159</w:t>
             </w:r>
           </w:p>
         </w:tc>
@@ -18136,7 +18136,7 @@
                 <w:b w:val="0"/>
                 <w:sz w:val="16"/>
               </w:rPr>
-              <w:t>022160</w:t>
+              <w:t>0 22 160</w:t>
             </w:r>
           </w:p>
         </w:tc>
@@ -18300,7 +18300,7 @@
                 <w:b w:val="0"/>
                 <w:sz w:val="16"/>
               </w:rPr>
-              <w:t>022161</w:t>
+              <w:t>0 22 161</w:t>
             </w:r>
           </w:p>
         </w:tc>
@@ -18464,7 +18464,7 @@
                 <w:b w:val="0"/>
                 <w:sz w:val="16"/>
               </w:rPr>
-              <w:t>022162</w:t>
+              <w:t>0 22 162</w:t>
             </w:r>
           </w:p>
         </w:tc>
@@ -18628,7 +18628,7 @@
                 <w:b w:val="0"/>
                 <w:sz w:val="16"/>
               </w:rPr>
-              <w:t>022163</w:t>
+              <w:t>0 22 163</w:t>
             </w:r>
           </w:p>
         </w:tc>
@@ -18792,7 +18792,7 @@
                 <w:b w:val="0"/>
                 <w:sz w:val="16"/>
               </w:rPr>
-              <w:t>022164</w:t>
+              <w:t>0 22 164</w:t>
             </w:r>
           </w:p>
         </w:tc>
@@ -18956,7 +18956,7 @@
                 <w:b w:val="0"/>
                 <w:sz w:val="16"/>
               </w:rPr>
-              <w:t>022165</w:t>
+              <w:t>0 22 165</w:t>
             </w:r>
           </w:p>
         </w:tc>
@@ -19120,7 +19120,7 @@
                 <w:b w:val="0"/>
                 <w:sz w:val="16"/>
               </w:rPr>
-              <w:t>022166</w:t>
+              <w:t>0 22 166</w:t>
             </w:r>
           </w:p>
         </w:tc>
@@ -19284,7 +19284,7 @@
                 <w:b w:val="0"/>
                 <w:sz w:val="16"/>
               </w:rPr>
-              <w:t>022167</w:t>
+              <w:t>0 22 167</w:t>
             </w:r>
           </w:p>
         </w:tc>
@@ -19448,7 +19448,7 @@
                 <w:b w:val="0"/>
                 <w:sz w:val="16"/>
               </w:rPr>
-              <w:t>022168</w:t>
+              <w:t>0 22 168</w:t>
             </w:r>
           </w:p>
         </w:tc>
@@ -19612,7 +19612,7 @@
                 <w:b w:val="0"/>
                 <w:sz w:val="16"/>
               </w:rPr>
-              <w:t>022169</w:t>
+              <w:t>0 22 169</w:t>
             </w:r>
           </w:p>
         </w:tc>
@@ -19776,7 +19776,7 @@
                 <w:b w:val="0"/>
                 <w:sz w:val="16"/>
               </w:rPr>
-              <w:t>022170</w:t>
+              <w:t>0 22 170</w:t>
             </w:r>
           </w:p>
         </w:tc>
@@ -19940,7 +19940,7 @@
                 <w:b w:val="0"/>
                 <w:sz w:val="16"/>
               </w:rPr>
-              <w:t>022171</w:t>
+              <w:t>0 22 171</w:t>
             </w:r>
           </w:p>
         </w:tc>
@@ -20104,7 +20104,7 @@
                 <w:b w:val="0"/>
                 <w:sz w:val="16"/>
               </w:rPr>
-              <w:t>022172</w:t>
+              <w:t>0 22 172</w:t>
             </w:r>
           </w:p>
         </w:tc>
@@ -20268,7 +20268,7 @@
                 <w:b w:val="0"/>
                 <w:sz w:val="16"/>
               </w:rPr>
-              <w:t>022173</w:t>
+              <w:t>0 22 173</w:t>
             </w:r>
           </w:p>
         </w:tc>
@@ -20432,7 +20432,7 @@
                 <w:b w:val="0"/>
                 <w:sz w:val="16"/>
               </w:rPr>
-              <w:t>022174</w:t>
+              <w:t>0 22 174</w:t>
             </w:r>
           </w:p>
         </w:tc>
@@ -20596,7 +20596,7 @@
                 <w:b w:val="0"/>
                 <w:sz w:val="16"/>
               </w:rPr>
-              <w:t>022175</w:t>
+              <w:t>0 22 175</w:t>
             </w:r>
           </w:p>
         </w:tc>
@@ -20760,7 +20760,7 @@
                 <w:b w:val="0"/>
                 <w:sz w:val="16"/>
               </w:rPr>
-              <w:t>022177</w:t>
+              <w:t>0 22 177</w:t>
             </w:r>
           </w:p>
         </w:tc>
@@ -20924,7 +20924,7 @@
                 <w:b w:val="0"/>
                 <w:sz w:val="16"/>
               </w:rPr>
-              <w:t>022178</w:t>
+              <w:t>0 22 178</w:t>
             </w:r>
           </w:p>
         </w:tc>
@@ -21088,7 +21088,7 @@
                 <w:b w:val="0"/>
                 <w:sz w:val="16"/>
               </w:rPr>
-              <w:t>022182</w:t>
+              <w:t>0 22 182</w:t>
             </w:r>
           </w:p>
         </w:tc>
@@ -21253,7 +21253,7 @@
                 <w:b w:val="0"/>
                 <w:sz w:val="16"/>
               </w:rPr>
-              <w:t>022184</w:t>
+              <w:t>0 22 184</w:t>
             </w:r>
           </w:p>
         </w:tc>
@@ -21417,7 +21417,7 @@
                 <w:b w:val="0"/>
                 <w:sz w:val="16"/>
               </w:rPr>
-              <w:t>022185</w:t>
+              <w:t>0 22 185</w:t>
             </w:r>
           </w:p>
         </w:tc>
@@ -21581,7 +21581,7 @@
                 <w:b w:val="0"/>
                 <w:sz w:val="16"/>
               </w:rPr>
-              <w:t>022186</w:t>
+              <w:t>0 22 186</w:t>
             </w:r>
           </w:p>
         </w:tc>
@@ -21746,7 +21746,7 @@
                 <w:b w:val="0"/>
                 <w:sz w:val="16"/>
               </w:rPr>
-              <w:t>022187</w:t>
+              <w:t>0 22 187</w:t>
             </w:r>
           </w:p>
         </w:tc>
@@ -21911,7 +21911,7 @@
                 <w:b w:val="0"/>
                 <w:sz w:val="16"/>
               </w:rPr>
-              <w:t>022188</w:t>
+              <w:t>0 22 188</w:t>
             </w:r>
           </w:p>
         </w:tc>
@@ -22075,7 +22075,7 @@
                 <w:b w:val="0"/>
                 <w:sz w:val="16"/>
               </w:rPr>
-              <w:t>022189</w:t>
+              <w:t>0 22 189</w:t>
             </w:r>
           </w:p>
         </w:tc>
@@ -22239,7 +22239,7 @@
                 <w:b w:val="0"/>
                 <w:sz w:val="16"/>
               </w:rPr>
-              <w:t>022190</w:t>
+              <w:t>0 22 190</w:t>
             </w:r>
           </w:p>
         </w:tc>
@@ -22403,7 +22403,7 @@
                 <w:b w:val="0"/>
                 <w:sz w:val="16"/>
               </w:rPr>
-              <w:t>022191</w:t>
+              <w:t>0 22 191</w:t>
             </w:r>
           </w:p>
         </w:tc>

--- a/docx/ru/BUFRCREX_TableB_ru_22.docx
+++ b/docx/ru/BUFRCREX_TableB_ru_22.docx
@@ -26806,367 +26806,6 @@
         </w:tc>
       </w:tr>
     </w:tbl>
-    <w:p/>
-    <w:p>
-      <w:r>
-        <w:rPr>
-          <w:rFonts w:ascii="Verdana" w:hAnsi="Verdana"/>
-          <w:i/>
-          <w:sz w:val="14"/>
-        </w:rPr>
-        <w:t>Note 23: Значение осадков –0,1 кг·м-2 до масштабирования (–1 после масштабирования или в коде CREX) должно указывать на «следы» осадков (не поддающиеся измерению, менее 0,05 кг·м-2).</w:t>
-      </w:r>
-    </w:p>
-    <w:p>
-      <w:r>
-        <w:rPr>
-          <w:rFonts w:ascii="Verdana" w:hAnsi="Verdana"/>
-          <w:i/>
-          <w:sz w:val="14"/>
-        </w:rPr>
-        <w:t>Note 25: Ранее определенное значение может быть отменено путем передачи «отсутствующего значения» из соответствующей кодовой таблицы или таблицы флагов.</w:t>
-      </w:r>
-    </w:p>
-    <w:p>
-      <w:r>
-        <w:rPr>
-          <w:rFonts w:ascii="Verdana" w:hAnsi="Verdana"/>
-          <w:i/>
-          <w:sz w:val="14"/>
-        </w:rPr>
-        <w:t>Note 27: Все время дается во Всемирном скоординированном времени (ВСВ), если не предусмотрено иного.</w:t>
-      </w:r>
-    </w:p>
-    <w:p>
-      <w:r>
-        <w:rPr>
-          <w:rFonts w:ascii="Verdana" w:hAnsi="Verdana"/>
-          <w:i/>
-          <w:sz w:val="14"/>
-        </w:rPr>
-        <w:t>Note 32: Пеленг или азимут следует использовать только для установленного местоположения и не должен переопределять это местоположение.</w:t>
-      </w:r>
-    </w:p>
-    <w:p>
-      <w:r>
-        <w:rPr>
-          <w:rFonts w:ascii="Verdana" w:hAnsi="Verdana"/>
-          <w:i/>
-          <w:sz w:val="14"/>
-        </w:rPr>
-        <w:t>Note 62: Расстояние следует использовать только для установленного местоположения, а также пеленга, азимута или превышения; оно не должно переопределять это местоположение.</w:t>
-      </w:r>
-    </w:p>
-    <w:p>
-      <w:r>
-        <w:rPr>
-          <w:rFonts w:ascii="Verdana" w:hAnsi="Verdana"/>
-          <w:i/>
-          <w:sz w:val="14"/>
-        </w:rPr>
-        <w:t>Note 63: Приходящей радиации следует присваивать положительные значения.</w:t>
-      </w:r>
-    </w:p>
-    <w:p>
-      <w:r>
-        <w:rPr>
-          <w:rFonts w:ascii="Verdana" w:hAnsi="Verdana"/>
-          <w:i/>
-          <w:sz w:val="14"/>
-        </w:rPr>
-        <w:t>Note 64: Для компонент w, направленных вниз, следует выделять положительные значения с единицами измерения в Па·с-1.</w:t>
-      </w:r>
-    </w:p>
-    <w:p>
-      <w:r>
-        <w:rPr>
-          <w:rFonts w:ascii="Verdana" w:hAnsi="Verdana"/>
-          <w:i/>
-          <w:sz w:val="14"/>
-        </w:rPr>
-        <w:t>Note 66: Увеличение широты с востока на запад следует выражать отрицательным значением.</w:t>
-      </w:r>
-    </w:p>
-    <w:p>
-      <w:r>
-        <w:rPr>
-          <w:rFonts w:ascii="Verdana" w:hAnsi="Verdana"/>
-          <w:i/>
-          <w:sz w:val="14"/>
-        </w:rPr>
-        <w:t>Note 75: Для дескрипторов кода CREX F = B, а не 0.</w:t>
-      </w:r>
-    </w:p>
-    <w:p>
-      <w:r>
-        <w:rPr>
-          <w:rFonts w:ascii="Verdana" w:hAnsi="Verdana"/>
-          <w:i/>
-          <w:sz w:val="14"/>
-        </w:rPr>
-        <w:t>Note 92: Для однозначного различения случаев отсутствия данных и насыщенных пикселей, n-битовые данные об изображении следует кодировать, используя длину данных n+1. Когда такого дескриптора еще нет в классе 30, дескриптор оператора 2 01 YYY следует использовать для изменения длины данных существующей позиции, по мере необходимости.</w:t>
-      </w:r>
-    </w:p>
-    <w:p>
-      <w:r>
-        <w:rPr>
-          <w:rFonts w:ascii="Verdana" w:hAnsi="Verdana"/>
-          <w:i/>
-          <w:sz w:val="14"/>
-        </w:rPr>
-        <w:t>Note 105: Негативные временные периоды или отклонения следует использовать для указания временных периодов или отклонений, предшествующих определенному текущему времени.</w:t>
-      </w:r>
-    </w:p>
-    <w:p>
-      <w:r>
-        <w:rPr>
-          <w:rFonts w:ascii="Verdana" w:hAnsi="Verdana"/>
-          <w:i/>
-          <w:sz w:val="14"/>
-        </w:rPr>
-        <w:t>Note 110: Увеличение широты с севера на юг следует выражать отрицательными значениями.</w:t>
-      </w:r>
-    </w:p>
-    <w:p>
-      <w:r>
-        <w:rPr>
-          <w:rFonts w:ascii="Verdana" w:hAnsi="Verdana"/>
-          <w:i/>
-          <w:sz w:val="14"/>
-        </w:rPr>
-        <w:t>Note 115: Длина данных пикселя может быть изменена с помощью дескриптора 2 01 YYY.</w:t>
-      </w:r>
-    </w:p>
-    <w:p>
-      <w:r>
-        <w:rPr>
-          <w:rFonts w:ascii="Verdana" w:hAnsi="Verdana"/>
-          <w:i/>
-          <w:sz w:val="14"/>
-        </w:rPr>
-        <w:t>Note 121: Некоторые указания ожидаемой точности могут в неявной форме содержаться в ряде элементов данного класса.</w:t>
-      </w:r>
-    </w:p>
-    <w:p>
-      <w:r>
-        <w:rPr>
-          <w:rFonts w:ascii="Verdana" w:hAnsi="Verdana"/>
-          <w:i/>
-          <w:sz w:val="14"/>
-        </w:rPr>
-        <w:t>Note 122: Южную широту следует выражать отрицательными значениями.</w:t>
-      </w:r>
-    </w:p>
-    <w:p>
-      <w:r>
-        <w:rPr>
-          <w:rFonts w:ascii="Verdana" w:hAnsi="Verdana"/>
-          <w:i/>
-          <w:sz w:val="14"/>
-        </w:rPr>
-        <w:t>Note 123: Для компонент v, направленных с юга на север, следует выделять положительные значения.</w:t>
-      </w:r>
-    </w:p>
-    <w:p>
-      <w:r>
-        <w:rPr>
-          <w:rFonts w:ascii="Verdana" w:hAnsi="Verdana"/>
-          <w:i/>
-          <w:sz w:val="14"/>
-        </w:rPr>
-        <w:t>Note 126: Направление приземного ветра, измеренное на станции в пределах 1° от Северного полюса или в пределах 1° от Южного полюса, следует сообщать таким образом, чтобы азимутальный круг был выровнен с нулем прибора, соответствуя 0° по Гринвичскому меридиану.</w:t>
-      </w:r>
-    </w:p>
-    <w:p>
-      <w:r>
-        <w:rPr>
-          <w:rFonts w:ascii="Verdana" w:hAnsi="Verdana"/>
-          <w:i/>
-          <w:sz w:val="14"/>
-        </w:rPr>
-        <w:t>Note 140: Размер элемента изображения на горизонтали — 1 приводится в положении, где масштабный коэффициент карты равен единице.</w:t>
-      </w:r>
-    </w:p>
-    <w:p>
-      <w:r>
-        <w:rPr>
-          <w:rFonts w:ascii="Verdana" w:hAnsi="Verdana"/>
-          <w:i/>
-          <w:sz w:val="14"/>
-        </w:rPr>
-        <w:t>Note 141: Размер элемента изображения на горизонтали — 2 указывается в положении, где масштабный коэффициент карты равен единице.</w:t>
-      </w:r>
-    </w:p>
-    <w:p>
-      <w:r>
-        <w:rPr>
-          <w:rFonts w:ascii="Verdana" w:hAnsi="Verdana"/>
-          <w:i/>
-          <w:sz w:val="14"/>
-        </w:rPr>
-        <w:t>Note 145: Значение временных периодов или отклонений может быть указано с использованием значений времени в коде, соответствующем табличной ссылке 0 08 021.</w:t>
-      </w:r>
-    </w:p>
-    <w:p>
-      <w:r>
-        <w:rPr>
-          <w:rFonts w:ascii="Verdana" w:hAnsi="Verdana"/>
-          <w:i/>
-          <w:sz w:val="14"/>
-        </w:rPr>
-        <w:t>Note 149: При использовании с прогнозируемыми величинами временное местоположение должно указывать время исходного состояния или начала для прогностического периода; при использовании с множеством средних прогностических значений временное местоположение должно указывать исходное состояние или начало первого прогноза, по которому получены множественные средние.</w:t>
-      </w:r>
-    </w:p>
-    <w:p>
-      <w:r>
-        <w:rPr>
-          <w:rFonts w:ascii="Verdana" w:hAnsi="Verdana"/>
-          <w:i/>
-          <w:sz w:val="14"/>
-        </w:rPr>
-        <w:t>Note 155: В данный класс могут также войти элементы, относящиеся к процедурам наблюдений.</w:t>
-      </w:r>
-    </w:p>
-    <w:p>
-      <w:r>
-        <w:rPr>
-          <w:rFonts w:ascii="Verdana" w:hAnsi="Verdana"/>
-          <w:i/>
-          <w:sz w:val="14"/>
-        </w:rPr>
-        <w:t>Note 156: Данный класс должен содержать элементы описания приборов, используемых для получения сообщаемых метеорологических элементов.</w:t>
-      </w:r>
-    </w:p>
-    <w:p>
-      <w:r>
-        <w:rPr>
-          <w:rFonts w:ascii="Verdana" w:hAnsi="Verdana"/>
-          <w:i/>
-          <w:sz w:val="14"/>
-        </w:rPr>
-        <w:t>Note 158: Прежде чем использовать временные периоды или отклонения и временные инкременты, необходимо определить исходное временное местоположение, за которым, по мере необходимости, следует определение значимости времени.</w:t>
-      </w:r>
-    </w:p>
-    <w:p>
-      <w:r>
-        <w:rPr>
-          <w:rFonts w:ascii="Verdana" w:hAnsi="Verdana"/>
-          <w:i/>
-          <w:sz w:val="14"/>
-        </w:rPr>
-        <w:t>Note 160: Уходящей радиации следует присваивать отрицательные значения.</w:t>
-      </w:r>
-    </w:p>
-    <w:p>
-      <w:r>
-        <w:rPr>
-          <w:rFonts w:ascii="Verdana" w:hAnsi="Verdana"/>
-          <w:i/>
-          <w:sz w:val="14"/>
-        </w:rPr>
-        <w:t>Note 161: Для компонент w, направленных вверх, следует выделять положительные значения с единицами измерения в м·с-1.</w:t>
-      </w:r>
-    </w:p>
-    <w:p>
-      <w:r>
-        <w:rPr>
-          <w:rFonts w:ascii="Verdana" w:hAnsi="Verdana"/>
-          <w:i/>
-          <w:sz w:val="14"/>
-        </w:rPr>
-        <w:t>Note 162: Пригодные диапазоны, использованные выше: 1011–1019 Бк для выбросов; 10-2–107 Бк и 10-2–107 мЗв для концентраций и доз.</w:t>
-      </w:r>
-    </w:p>
-    <w:p>
-      <w:r>
-        <w:rPr>
-          <w:rFonts w:ascii="Verdana" w:hAnsi="Verdana"/>
-          <w:i/>
-          <w:sz w:val="14"/>
-        </w:rPr>
-        <w:t>Note 163: Величины широты и приращений широты ограничены диапазоном от –90 до +90 градусов.</w:t>
-      </w:r>
-    </w:p>
-    <w:p>
-      <w:r>
-        <w:rPr>
-          <w:rFonts w:ascii="Verdana" w:hAnsi="Verdana"/>
-          <w:i/>
-          <w:sz w:val="14"/>
-        </w:rPr>
-        <w:t>Note 164: Величины долготы ограничены диапазоном от –180 до +180 градусов.</w:t>
-      </w:r>
-    </w:p>
-    <w:p>
-      <w:r>
-        <w:rPr>
-          <w:rFonts w:ascii="Verdana" w:hAnsi="Verdana"/>
-          <w:i/>
-          <w:sz w:val="14"/>
-        </w:rPr>
-        <w:t>Note 165: Вертикальные элементы и давление следует использовать для определения значений этих элементов независимо от элемента или переменной, означающей вертикальную координату.</w:t>
-      </w:r>
-    </w:p>
-    <w:p>
-      <w:r>
-        <w:rPr>
-          <w:rFonts w:ascii="Verdana" w:hAnsi="Verdana"/>
-          <w:i/>
-          <w:sz w:val="14"/>
-        </w:rPr>
-        <w:t>Note 166: Западная долгота выражается отрицательными величинами.</w:t>
-      </w:r>
-    </w:p>
-    <w:p>
-      <w:r>
-        <w:rPr>
-          <w:rFonts w:ascii="Verdana" w:hAnsi="Verdana"/>
-          <w:i/>
-          <w:sz w:val="14"/>
-        </w:rPr>
-        <w:t>Note 167: Для компонент u, направленных с запада на восток, следует выделять положительные значения.</w:t>
-      </w:r>
-    </w:p>
-    <w:p>
-      <w:r>
-        <w:rPr>
-          <w:rFonts w:ascii="Verdana" w:hAnsi="Verdana"/>
-          <w:i/>
-          <w:sz w:val="14"/>
-        </w:rPr>
-        <w:t>Note 176: Там, где в колонку «НАЗВАНИЕ ЭЛЕМЕНТА» вводится выражение «на указанной высоте и за указанный период», соответствующее вертикальное местоположение должно быть определено с использованием дескрипторов из класса 07 совместно с соответствующим периодом с использованием дескрипторов из класса 04.</w:t>
-      </w:r>
-    </w:p>
-    <w:p>
-      <w:r>
-        <w:rPr>
-          <w:rFonts w:ascii="Verdana" w:hAnsi="Verdana"/>
-          <w:i/>
-          <w:sz w:val="14"/>
-        </w:rPr>
-        <w:t>Note 178: Там, где величины суммируются или усредняются (например, за временной период), общее число значений, из которых получается сумма или среднее значение, может быть представлено с использованием ссылки 0 08 022.</w:t>
-      </w:r>
-    </w:p>
-    <w:p>
-      <w:r>
-        <w:rPr>
-          <w:rFonts w:ascii="Verdana" w:hAnsi="Verdana"/>
-          <w:i/>
-          <w:sz w:val="14"/>
-        </w:rPr>
-        <w:t>Note 179: Стандарты ветровых данных: Скорость Направление; Наблюдение отсутствует Отсутствует Отсутствует; Штиль 0 0; Обычное наблюдение &gt;0 1°–360°; Только скорость &gt;0 Отсутствует; Только направление Отсутствует 1°–360°; «Слабый и переменный» &gt;0 0</w:t>
-      </w:r>
-    </w:p>
-    <w:p>
-      <w:r>
-        <w:rPr>
-          <w:rFonts w:ascii="Verdana" w:hAnsi="Verdana"/>
-          <w:i/>
-          <w:sz w:val="14"/>
-        </w:rPr>
-        <w:t>Note 180: Стандарты сообщения о ветровых волнах и волнении: Наблюдения Скорость Направление; Нет наблюдений Отсутствует Отсутствует; Штиль 0 0; Обычное наблюдение &gt;0 1–360; Только скорость &gt;0 Отсутствует; Только направление Отсутствует 1–360; «Легкий и переменный» &gt;0 0</w:t>
-      </w:r>
-    </w:p>
     <w:sectPr>
       <w:pgSz w:w="16838" w:h="11906" w:orient="landscape"/>
       <w:pgMar w:top="850" w:right="850" w:bottom="850" w:left="850" w:header="720" w:footer="720" w:gutter="0"/>
